--- a/04_JobKitAI/output/naukri/Wells_Fargo_Senior_Quant_Model_Solutions_Specialist_Vishnudeep_Jayam.docx
+++ b/04_JobKitAI/output/naukri/Wells_Fargo_Senior_Quant_Model_Solutions_Specialist_Vishnudeep_Jayam.docx
@@ -68,7 +68,7 @@
         </w:rPr>
         <w:t xml:space="preserve">  •  </w:t>
       </w:r>
-      <w:hyperlink w:history="1" r:id="rId5eckrpvukztx2_ab0dok5">
+      <w:hyperlink w:history="1" r:id="rIdgbpo9tharouylhu0dobyd">
         <w:r>
           <w:rPr>
             <w:rFonts w:ascii="Calibri" w:cs="Calibri" w:eastAsia="Calibri" w:hAnsi="Calibri"/>
@@ -160,7 +160,7 @@
           <w:sz w:val="20"/>
           <w:szCs w:val="20"/>
         </w:rPr>
-        <w:t xml:space="preserve"> of experience across UI and API test automation — from tool selection and framework design to script development, suite execution, and defect reporting. </w:t>
+        <w:t xml:space="preserve"> of experience across UI and API test automation — from tool selection and framework design through script development, suite execution, and defect reporting. </w:t>
       </w:r>
       <w:r>
         <w:rPr>
@@ -171,7 +171,7 @@
           <w:highlight w:val="yellow"/>
           <w:highlightCs w:val="yellow"/>
         </w:rPr>
-        <w:t xml:space="preserve">automated backend APIs with REST Assured and Postman, and built Python-based API test suites</w:t>
+        <w:t xml:space="preserve">Designed Selenium + Java + TestNG automation frameworks across e-commerce, automotive, and enterprise web platforms</w:t>
       </w:r>
       <w:r>
         <w:rPr>
@@ -191,7 +191,7 @@
           <w:highlight w:val="yellow"/>
           <w:highlightCs w:val="yellow"/>
         </w:rPr>
-        <w:t xml:space="preserve">designed Selenium + Java + TestNG automation frameworks across e-commerce, automotive, and enterprise web platforms</w:t>
+        <w:t xml:space="preserve">Managed test case preparation, execution, defect tracking, and status reporting as the QA lead on an automotive infotainment product</w:t>
       </w:r>
       <w:r>
         <w:rPr>
@@ -281,16 +281,7 @@
           <w:sz w:val="20"/>
           <w:szCs w:val="20"/>
         </w:rPr>
-        <w:t xml:space="preserve">API &amp; Backend Testing  </w:t>
-      </w:r>
-      <w:r>
-        <w:rPr>
-          <w:rFonts w:ascii="Calibri" w:cs="Calibri" w:eastAsia="Calibri" w:hAnsi="Calibri"/>
-          <w:color w:val="3D4451"/>
-          <w:sz w:val="20"/>
-          <w:szCs w:val="20"/>
-        </w:rPr>
-        <w:t xml:space="preserve">REST Assured · Postman · </w:t>
+        <w:t xml:space="preserve">Automation Frameworks &amp; Tools  </w:t>
       </w:r>
       <w:r>
         <w:rPr>
@@ -301,23 +292,16 @@
           <w:highlight w:val="yellow"/>
           <w:highlightCs w:val="yellow"/>
         </w:rPr>
-        <w:t xml:space="preserve">Python API test scripts</w:t>
-      </w:r>
-    </w:p>
-    <w:p>
-      <w:pPr>
-        <w:spacing w:after="55" w:line="250"/>
-      </w:pPr>
-      <w:r>
-        <w:rPr>
-          <w:rFonts w:ascii="Calibri" w:cs="Calibri" w:eastAsia="Calibri" w:hAnsi="Calibri"/>
-          <w:b/>
-          <w:bCs/>
-          <w:color w:val="1A1A1A"/>
-          <w:sz w:val="20"/>
-          <w:szCs w:val="20"/>
-        </w:rPr>
-        <w:t xml:space="preserve">Automation Frameworks &amp; Tools  </w:t>
+        <w:t xml:space="preserve">Selenium WebDriver</w:t>
+      </w:r>
+      <w:r>
+        <w:rPr>
+          <w:rFonts w:ascii="Calibri" w:cs="Calibri" w:eastAsia="Calibri" w:hAnsi="Calibri"/>
+          <w:color w:val="3D4451"/>
+          <w:sz w:val="20"/>
+          <w:szCs w:val="20"/>
+        </w:rPr>
+        <w:t xml:space="preserve"> · Playwright · Cucumber (BDD) · TestNG · Page Object Model · </w:t>
       </w:r>
       <w:r>
         <w:rPr>
@@ -328,16 +312,7 @@
           <w:highlight w:val="yellow"/>
           <w:highlightCs w:val="yellow"/>
         </w:rPr>
-        <w:t xml:space="preserve">Selenium WebDriver</w:t>
-      </w:r>
-      <w:r>
-        <w:rPr>
-          <w:rFonts w:ascii="Calibri" w:cs="Calibri" w:eastAsia="Calibri" w:hAnsi="Calibri"/>
-          <w:color w:val="3D4451"/>
-          <w:sz w:val="20"/>
-          <w:szCs w:val="20"/>
-        </w:rPr>
-        <w:t xml:space="preserve"> · Playwright · Cucumber (BDD) · TestNG · Page Object Model</w:t>
+        <w:t xml:space="preserve">Selenium Grid</w:t>
       </w:r>
     </w:p>
     <w:p>
@@ -353,16 +328,47 @@
           <w:sz w:val="20"/>
           <w:szCs w:val="20"/>
         </w:rPr>
-        <w:t xml:space="preserve">CI/CD &amp; Build Tools  </w:t>
-      </w:r>
-      <w:r>
-        <w:rPr>
-          <w:rFonts w:ascii="Calibri" w:cs="Calibri" w:eastAsia="Calibri" w:hAnsi="Calibri"/>
-          <w:color w:val="3D4451"/>
-          <w:sz w:val="20"/>
-          <w:szCs w:val="20"/>
-        </w:rPr>
-        <w:t xml:space="preserve">Jenkins · Gradle · Maven · Travis CI · Git · GitHub</w:t>
+        <w:t xml:space="preserve">Test Management &amp; Methodology  </w:t>
+      </w:r>
+      <w:r>
+        <w:rPr>
+          <w:rFonts w:ascii="Calibri" w:cs="Calibri" w:eastAsia="Calibri" w:hAnsi="Calibri"/>
+          <w:color w:val="3D4451"/>
+          <w:sz w:val="20"/>
+          <w:szCs w:val="20"/>
+        </w:rPr>
+        <w:t xml:space="preserve">TestRail · XRay · Jira · Agile Scrum · Kanban · </w:t>
+      </w:r>
+      <w:r>
+        <w:rPr>
+          <w:rFonts w:ascii="Calibri" w:cs="Calibri" w:eastAsia="Calibri" w:hAnsi="Calibri"/>
+          <w:color w:val="3D4451"/>
+          <w:sz w:val="20"/>
+          <w:szCs w:val="20"/>
+          <w:highlight w:val="yellow"/>
+          <w:highlightCs w:val="yellow"/>
+        </w:rPr>
+        <w:t xml:space="preserve">Test Planning &amp; Case Design</w:t>
+      </w:r>
+      <w:r>
+        <w:rPr>
+          <w:rFonts w:ascii="Calibri" w:cs="Calibri" w:eastAsia="Calibri" w:hAnsi="Calibri"/>
+          <w:color w:val="3D4451"/>
+          <w:sz w:val="20"/>
+          <w:szCs w:val="20"/>
+        </w:rPr>
+        <w:t xml:space="preserve"> · Defect Tracking &amp; Reporting · </w:t>
+      </w:r>
+      <w:r>
+        <w:rPr>
+          <w:rFonts w:ascii="Calibri" w:cs="Calibri" w:eastAsia="Calibri" w:hAnsi="Calibri"/>
+          <w:color w:val="3D4451"/>
+          <w:sz w:val="20"/>
+          <w:szCs w:val="20"/>
+          <w:highlight w:val="yellow"/>
+          <w:highlightCs w:val="yellow"/>
+        </w:rPr>
+        <w:t xml:space="preserve">SDLC / STLC</w:t>
       </w:r>
     </w:p>
     <w:p>
@@ -378,16 +384,27 @@
           <w:sz w:val="20"/>
           <w:szCs w:val="20"/>
         </w:rPr>
-        <w:t xml:space="preserve">Test Management &amp; Methodology  </w:t>
-      </w:r>
-      <w:r>
-        <w:rPr>
-          <w:rFonts w:ascii="Calibri" w:cs="Calibri" w:eastAsia="Calibri" w:hAnsi="Calibri"/>
-          <w:color w:val="3D4451"/>
-          <w:sz w:val="20"/>
-          <w:szCs w:val="20"/>
-        </w:rPr>
-        <w:t xml:space="preserve">TestRail · XRay · Jira · Agile Scrum · Kanban · Test Planning &amp; Case Design · Defect Tracking &amp; Reporting</w:t>
+        <w:t xml:space="preserve">API &amp; Backend Testing  </w:t>
+      </w:r>
+      <w:r>
+        <w:rPr>
+          <w:rFonts w:ascii="Calibri" w:cs="Calibri" w:eastAsia="Calibri" w:hAnsi="Calibri"/>
+          <w:color w:val="3D4451"/>
+          <w:sz w:val="20"/>
+          <w:szCs w:val="20"/>
+        </w:rPr>
+        <w:t xml:space="preserve">REST Assured · Postman · </w:t>
+      </w:r>
+      <w:r>
+        <w:rPr>
+          <w:rFonts w:ascii="Calibri" w:cs="Calibri" w:eastAsia="Calibri" w:hAnsi="Calibri"/>
+          <w:color w:val="3D4451"/>
+          <w:sz w:val="20"/>
+          <w:szCs w:val="20"/>
+          <w:highlight w:val="yellow"/>
+          <w:highlightCs w:val="yellow"/>
+        </w:rPr>
+        <w:t xml:space="preserve">Python API test scripts</w:t>
       </w:r>
     </w:p>
     <w:p>
@@ -403,6 +420,56 @@
           <w:sz w:val="20"/>
           <w:szCs w:val="20"/>
         </w:rPr>
+        <w:t xml:space="preserve">CI/CD, Build &amp; Cloud  </w:t>
+      </w:r>
+      <w:r>
+        <w:rPr>
+          <w:rFonts w:ascii="Calibri" w:cs="Calibri" w:eastAsia="Calibri" w:hAnsi="Calibri"/>
+          <w:color w:val="3D4451"/>
+          <w:sz w:val="20"/>
+          <w:szCs w:val="20"/>
+        </w:rPr>
+        <w:t xml:space="preserve">Jenkins · Gradle · Maven · Travis CI · Git · GitHub · AWS</w:t>
+      </w:r>
+    </w:p>
+    <w:p>
+      <w:pPr>
+        <w:spacing w:after="55" w:line="250"/>
+      </w:pPr>
+      <w:r>
+        <w:rPr>
+          <w:rFonts w:ascii="Calibri" w:cs="Calibri" w:eastAsia="Calibri" w:hAnsi="Calibri"/>
+          <w:b/>
+          <w:bCs/>
+          <w:color w:val="1A1A1A"/>
+          <w:sz w:val="20"/>
+          <w:szCs w:val="20"/>
+        </w:rPr>
+        <w:t xml:space="preserve">Platforms Tested  </w:t>
+      </w:r>
+      <w:r>
+        <w:rPr>
+          <w:rFonts w:ascii="Calibri" w:cs="Calibri" w:eastAsia="Calibri" w:hAnsi="Calibri"/>
+          <w:color w:val="3D4451"/>
+          <w:sz w:val="20"/>
+          <w:szCs w:val="20"/>
+        </w:rPr>
+        <w:t xml:space="preserve">Web (Chrome, Firefox, IE) · Windows Desktop · Android · iOS · Mobile / Tablet</w:t>
+      </w:r>
+    </w:p>
+    <w:p>
+      <w:pPr>
+        <w:spacing w:after="55" w:line="250"/>
+      </w:pPr>
+      <w:r>
+        <w:rPr>
+          <w:rFonts w:ascii="Calibri" w:cs="Calibri" w:eastAsia="Calibri" w:hAnsi="Calibri"/>
+          <w:b/>
+          <w:bCs/>
+          <w:color w:val="1A1A1A"/>
+          <w:sz w:val="20"/>
+          <w:szCs w:val="20"/>
+        </w:rPr>
         <w:t xml:space="preserve">Domain Exposure  </w:t>
       </w:r>
       <w:r>
@@ -413,6 +480,160 @@
           <w:szCs w:val="20"/>
         </w:rPr>
         <w:t xml:space="preserve">Automotive Infotainment Systems (VW) · E-commerce Platforms (Magento) · Enterprise Web Applications</w:t>
+      </w:r>
+    </w:p>
+    <w:p>
+      <w:pPr>
+        <w:spacing w:after="55" w:line="250"/>
+      </w:pPr>
+      <w:r>
+        <w:rPr>
+          <w:rFonts w:ascii="Calibri" w:cs="Calibri" w:eastAsia="Calibri" w:hAnsi="Calibri"/>
+          <w:b/>
+          <w:bCs/>
+          <w:color w:val="B02A1F"/>
+          <w:sz w:val="20"/>
+          <w:szCs w:val="20"/>
+        </w:rPr>
+        <w:t xml:space="preserve">[Gate skills — fill or delete this row]</w:t>
+      </w:r>
+      <w:r>
+        <w:rPr>
+          <w:rFonts w:ascii="Calibri" w:cs="Calibri" w:eastAsia="Calibri" w:hAnsi="Calibri"/>
+          <w:b/>
+          <w:bCs/>
+          <w:color w:val="1A1A1A"/>
+          <w:sz w:val="20"/>
+          <w:szCs w:val="20"/>
+        </w:rPr>
+        <w:t xml:space="preserve">  </w:t>
+      </w:r>
+      <w:r>
+        <w:rPr>
+          <w:rFonts w:ascii="Calibri" w:cs="Calibri" w:eastAsia="Calibri" w:hAnsi="Calibri"/>
+          <w:b/>
+          <w:bCs/>
+          <w:color w:val="B02A1F"/>
+          <w:sz w:val="20"/>
+          <w:szCs w:val="20"/>
+        </w:rPr>
+        <w:t xml:space="preserve">[Finance / Credit / Banking Modelling]</w:t>
+      </w:r>
+      <w:r>
+        <w:rPr>
+          <w:rFonts w:ascii="Calibri" w:cs="Calibri" w:eastAsia="Calibri" w:hAnsi="Calibri"/>
+          <w:color w:val="3D4451"/>
+          <w:sz w:val="20"/>
+          <w:szCs w:val="20"/>
+        </w:rPr>
+        <w:t xml:space="preserve"> · </w:t>
+      </w:r>
+      <w:r>
+        <w:rPr>
+          <w:rFonts w:ascii="Calibri" w:cs="Calibri" w:eastAsia="Calibri" w:hAnsi="Calibri"/>
+          <w:b/>
+          <w:bCs/>
+          <w:color w:val="B02A1F"/>
+          <w:sz w:val="20"/>
+          <w:szCs w:val="20"/>
+        </w:rPr>
+        <w:t xml:space="preserve">[PyTest]</w:t>
+      </w:r>
+      <w:r>
+        <w:rPr>
+          <w:rFonts w:ascii="Calibri" w:cs="Calibri" w:eastAsia="Calibri" w:hAnsi="Calibri"/>
+          <w:color w:val="3D4451"/>
+          <w:sz w:val="20"/>
+          <w:szCs w:val="20"/>
+        </w:rPr>
+        <w:t xml:space="preserve"> · </w:t>
+      </w:r>
+      <w:r>
+        <w:rPr>
+          <w:rFonts w:ascii="Calibri" w:cs="Calibri" w:eastAsia="Calibri" w:hAnsi="Calibri"/>
+          <w:b/>
+          <w:bCs/>
+          <w:color w:val="B02A1F"/>
+          <w:sz w:val="20"/>
+          <w:szCs w:val="20"/>
+        </w:rPr>
+        <w:t xml:space="preserve">[R / SAS]</w:t>
+      </w:r>
+      <w:r>
+        <w:rPr>
+          <w:rFonts w:ascii="Calibri" w:cs="Calibri" w:eastAsia="Calibri" w:hAnsi="Calibri"/>
+          <w:color w:val="3D4451"/>
+          <w:sz w:val="20"/>
+          <w:szCs w:val="20"/>
+        </w:rPr>
+        <w:t xml:space="preserve"> · </w:t>
+      </w:r>
+      <w:r>
+        <w:rPr>
+          <w:rFonts w:ascii="Calibri" w:cs="Calibri" w:eastAsia="Calibri" w:hAnsi="Calibri"/>
+          <w:b/>
+          <w:bCs/>
+          <w:color w:val="B02A1F"/>
+          <w:sz w:val="20"/>
+          <w:szCs w:val="20"/>
+        </w:rPr>
+        <w:t xml:space="preserve">[PowerBI / Tableau / Qlikview]</w:t>
+      </w:r>
+      <w:r>
+        <w:rPr>
+          <w:rFonts w:ascii="Calibri" w:cs="Calibri" w:eastAsia="Calibri" w:hAnsi="Calibri"/>
+          <w:color w:val="3D4451"/>
+          <w:sz w:val="20"/>
+          <w:szCs w:val="20"/>
+        </w:rPr>
+        <w:t xml:space="preserve"> · </w:t>
+      </w:r>
+      <w:r>
+        <w:rPr>
+          <w:rFonts w:ascii="Calibri" w:cs="Calibri" w:eastAsia="Calibri" w:hAnsi="Calibri"/>
+          <w:b/>
+          <w:bCs/>
+          <w:color w:val="B02A1F"/>
+          <w:sz w:val="20"/>
+          <w:szCs w:val="20"/>
+        </w:rPr>
+        <w:t xml:space="preserve">[SQL &amp; Database Testing]</w:t>
+      </w:r>
+      <w:r>
+        <w:rPr>
+          <w:rFonts w:ascii="Calibri" w:cs="Calibri" w:eastAsia="Calibri" w:hAnsi="Calibri"/>
+          <w:color w:val="3D4451"/>
+          <w:sz w:val="20"/>
+          <w:szCs w:val="20"/>
+        </w:rPr>
+        <w:t xml:space="preserve"> · </w:t>
+      </w:r>
+      <w:r>
+        <w:rPr>
+          <w:rFonts w:ascii="Calibri" w:cs="Calibri" w:eastAsia="Calibri" w:hAnsi="Calibri"/>
+          <w:b/>
+          <w:bCs/>
+          <w:color w:val="B02A1F"/>
+          <w:sz w:val="20"/>
+          <w:szCs w:val="20"/>
+        </w:rPr>
+        <w:t xml:space="preserve">[Data Migration Testing]</w:t>
+      </w:r>
+    </w:p>
+    <w:p>
+      <w:pPr>
+        <w:spacing w:after="60" w:before="60" w:line="240"/>
+      </w:pPr>
+      <w:r>
+        <w:rPr>
+          <w:rFonts w:ascii="Calibri" w:cs="Calibri" w:eastAsia="Calibri" w:hAnsi="Calibri"/>
+          <w:i/>
+          <w:iCs/>
+          <w:color w:val="B02A1F"/>
+          <w:sz w:val="17"/>
+          <w:szCs w:val="17"/>
+        </w:rPr>
+        <w:t xml:space="preserve">JD MISMATCH — the automated-testing-framework line is one requirement inside a quantitative finance role. The core of the job — credit/banking modelling, data engineering at volume, and BI tooling — is absent from your resume.  FILL-IN RULE — every item in the bracketed row above is named by this job description but is not evidenced anywhere in your source resume. Keep only what you have genuinely shipped with and could be questioned on for twenty minutes; delete the rest, then delete the row label itself. Do not soften an entry to "exposure to".</w:t>
       </w:r>
     </w:p>
     <w:p>
@@ -887,6 +1108,45 @@
           <w:sz w:val="20"/>
           <w:szCs w:val="20"/>
         </w:rPr>
+        <w:t xml:space="preserve">Performed the complete testing lifecycle — </w:t>
+      </w:r>
+      <w:r>
+        <w:rPr>
+          <w:rFonts w:ascii="Calibri" w:cs="Calibri" w:eastAsia="Calibri" w:hAnsi="Calibri"/>
+          <w:color w:val="3D4451"/>
+          <w:sz w:val="20"/>
+          <w:szCs w:val="20"/>
+          <w:highlight w:val="yellow"/>
+          <w:highlightCs w:val="yellow"/>
+        </w:rPr>
+        <w:t xml:space="preserve">regression</w:t>
+      </w:r>
+      <w:r>
+        <w:rPr>
+          <w:rFonts w:ascii="Calibri" w:cs="Calibri" w:eastAsia="Calibri" w:hAnsi="Calibri"/>
+          <w:color w:val="3D4451"/>
+          <w:sz w:val="20"/>
+          <w:szCs w:val="20"/>
+        </w:rPr>
+        <w:t xml:space="preserve"> testing of fixed bugs and new builds, sanity testing, and user testing — following Scrum and Kanban.</w:t>
+      </w:r>
+    </w:p>
+    <w:p>
+      <w:pPr>
+        <w:pStyle w:val="ListParagraph"/>
+        <w:numPr>
+          <w:ilvl w:val="0"/>
+          <w:numId w:val="2"/>
+        </w:numPr>
+        <w:spacing w:after="55" w:line="250"/>
+      </w:pPr>
+      <w:r>
+        <w:rPr>
+          <w:rFonts w:ascii="Calibri" w:cs="Calibri" w:eastAsia="Calibri" w:hAnsi="Calibri"/>
+          <w:color w:val="3D4451"/>
+          <w:sz w:val="20"/>
+          <w:szCs w:val="20"/>
+        </w:rPr>
         <w:t xml:space="preserve">Owned testing for all 13 e-commerce shops across Europe as the sole QA engineer.</w:t>
       </w:r>
     </w:p>
@@ -1002,25 +1262,6 @@
           <w:szCs w:val="20"/>
         </w:rPr>
         <w:t xml:space="preserve">Used Git for version control and worked within AWS infrastructure.</w:t>
-      </w:r>
-    </w:p>
-    <w:p>
-      <w:pPr>
-        <w:pStyle w:val="ListParagraph"/>
-        <w:numPr>
-          <w:ilvl w:val="0"/>
-          <w:numId w:val="2"/>
-        </w:numPr>
-        <w:spacing w:after="55" w:line="250"/>
-      </w:pPr>
-      <w:r>
-        <w:rPr>
-          <w:rFonts w:ascii="Calibri" w:cs="Calibri" w:eastAsia="Calibri" w:hAnsi="Calibri"/>
-          <w:color w:val="3D4451"/>
-          <w:sz w:val="20"/>
-          <w:szCs w:val="20"/>
-        </w:rPr>
-        <w:t xml:space="preserve">Performed the complete testing lifecycle — regression testing of fixed bugs and new builds, sanity testing, and user testing — following Scrum and Kanban.</w:t>
       </w:r>
     </w:p>
     <w:p>
@@ -1235,7 +1476,27 @@
           <w:sz w:val="20"/>
           <w:szCs w:val="20"/>
         </w:rPr>
-        <w:t xml:space="preserve">Performed the complete testing lifecycle — regression, sanity, and user testing — applying SDLC quality practices and filing defects in Jira.</w:t>
+        <w:t xml:space="preserve">Performed the complete testing lifecycle — regression, sanity, and user testing — applying </w:t>
+      </w:r>
+      <w:r>
+        <w:rPr>
+          <w:rFonts w:ascii="Calibri" w:cs="Calibri" w:eastAsia="Calibri" w:hAnsi="Calibri"/>
+          <w:color w:val="3D4451"/>
+          <w:sz w:val="20"/>
+          <w:szCs w:val="20"/>
+          <w:highlight w:val="yellow"/>
+          <w:highlightCs w:val="yellow"/>
+        </w:rPr>
+        <w:t xml:space="preserve">SDLC</w:t>
+      </w:r>
+      <w:r>
+        <w:rPr>
+          <w:rFonts w:ascii="Calibri" w:cs="Calibri" w:eastAsia="Calibri" w:hAnsi="Calibri"/>
+          <w:color w:val="3D4451"/>
+          <w:sz w:val="20"/>
+          <w:szCs w:val="20"/>
+        </w:rPr>
+        <w:t xml:space="preserve"> quality practices and filing defects in Jira.</w:t>
       </w:r>
     </w:p>
     <w:p>
